--- a/generated/SDE/Dennis Dole Resume (SDE).docx
+++ b/generated/SDE/Dennis Dole Resume (SDE).docx
@@ -357,9 +357,9 @@
         <w:tblLook w:firstColumn="1" w:firstRow="1" w:lastColumn="0" w:lastRow="0" w:noHBand="0" w:noVBand="1" w:val="04A0"/>
       </w:tblPr>
       <w:tblGrid>
-        <w:gridCol w:w="4037"/>
+        <w:gridCol w:w="3774"/>
         <w:gridCol w:w="4203"/>
-        <w:gridCol w:w="1839"/>
+        <w:gridCol w:w="2103"/>
       </w:tblGrid>
       <w:tr>
         <w:tc>
@@ -407,7 +407,7 @@
               <w:rPr>
                 <w:b/>
               </w:rPr>
-              <w:t>2024-03 to 2025-07</w:t>
+              <w:t>Mar 2024 to Jul 2025</w:t>
             </w:r>
           </w:p>
         </w:tc>
@@ -478,9 +478,9 @@
         <w:tblLook w:firstColumn="1" w:firstRow="1" w:lastColumn="0" w:lastRow="0" w:noHBand="0" w:noVBand="1" w:val="04A0"/>
       </w:tblPr>
       <w:tblGrid>
-        <w:gridCol w:w="4037"/>
+        <w:gridCol w:w="3774"/>
         <w:gridCol w:w="4203"/>
-        <w:gridCol w:w="1839"/>
+        <w:gridCol w:w="2103"/>
       </w:tblGrid>
       <w:tr>
         <w:tc>
@@ -528,7 +528,7 @@
               <w:rPr>
                 <w:b/>
               </w:rPr>
-              <w:t>2013-11 to 2024-03</w:t>
+              <w:t>Nov 2013 to Mar 2024</w:t>
             </w:r>
           </w:p>
         </w:tc>
@@ -662,9 +662,9 @@
         <w:tblLook w:firstColumn="1" w:firstRow="1" w:lastColumn="0" w:lastRow="0" w:noHBand="0" w:noVBand="1" w:val="04A0"/>
       </w:tblPr>
       <w:tblGrid>
-        <w:gridCol w:w="4037"/>
+        <w:gridCol w:w="3774"/>
         <w:gridCol w:w="4203"/>
-        <w:gridCol w:w="1839"/>
+        <w:gridCol w:w="2103"/>
       </w:tblGrid>
       <w:tr>
         <w:tc>
@@ -712,7 +712,7 @@
               <w:rPr>
                 <w:b/>
               </w:rPr>
-              <w:t>2012-01 to 2013-06</w:t>
+              <w:t>Jan 2012 to Jun 2013</w:t>
             </w:r>
           </w:p>
         </w:tc>
@@ -756,9 +756,9 @@
         <w:tblLook w:firstColumn="1" w:firstRow="1" w:lastColumn="0" w:lastRow="0" w:noHBand="0" w:noVBand="1" w:val="04A0"/>
       </w:tblPr>
       <w:tblGrid>
-        <w:gridCol w:w="4037"/>
+        <w:gridCol w:w="3774"/>
         <w:gridCol w:w="4203"/>
-        <w:gridCol w:w="1839"/>
+        <w:gridCol w:w="2103"/>
       </w:tblGrid>
       <w:tr>
         <w:tc>
@@ -806,7 +806,7 @@
               <w:rPr>
                 <w:b/>
               </w:rPr>
-              <w:t>2011-11 to 2012-01</w:t>
+              <w:t>Nov 2011 to Jan 2012</w:t>
             </w:r>
           </w:p>
         </w:tc>
@@ -841,9 +841,9 @@
         <w:tblLook w:firstColumn="1" w:firstRow="1" w:lastColumn="0" w:lastRow="0" w:noHBand="0" w:noVBand="1" w:val="04A0"/>
       </w:tblPr>
       <w:tblGrid>
-        <w:gridCol w:w="4037"/>
+        <w:gridCol w:w="3774"/>
         <w:gridCol w:w="4203"/>
-        <w:gridCol w:w="1839"/>
+        <w:gridCol w:w="2103"/>
       </w:tblGrid>
       <w:tr>
         <w:tc>
@@ -891,7 +891,7 @@
               <w:rPr>
                 <w:b/>
               </w:rPr>
-              <w:t>2011-04 to 2011-10</w:t>
+              <w:t>Apr 2011 to Oct 2011</w:t>
             </w:r>
           </w:p>
         </w:tc>
@@ -944,9 +944,9 @@
         <w:tblLook w:firstColumn="1" w:firstRow="1" w:lastColumn="0" w:lastRow="0" w:noHBand="0" w:noVBand="1" w:val="04A0"/>
       </w:tblPr>
       <w:tblGrid>
-        <w:gridCol w:w="4037"/>
+        <w:gridCol w:w="3774"/>
         <w:gridCol w:w="4203"/>
-        <w:gridCol w:w="1839"/>
+        <w:gridCol w:w="2103"/>
       </w:tblGrid>
       <w:tr>
         <w:tc>
@@ -994,7 +994,7 @@
               <w:rPr>
                 <w:b/>
               </w:rPr>
-              <w:t>2008-02 to 2010-11</w:t>
+              <w:t>Feb 2008 to Nov 2010</w:t>
             </w:r>
           </w:p>
         </w:tc>
@@ -1065,9 +1065,9 @@
         <w:tblLook w:firstColumn="1" w:firstRow="1" w:lastColumn="0" w:lastRow="0" w:noHBand="0" w:noVBand="1" w:val="04A0"/>
       </w:tblPr>
       <w:tblGrid>
-        <w:gridCol w:w="4037"/>
+        <w:gridCol w:w="3774"/>
         <w:gridCol w:w="4203"/>
-        <w:gridCol w:w="1839"/>
+        <w:gridCol w:w="2103"/>
       </w:tblGrid>
       <w:tr>
         <w:tc>
@@ -1115,7 +1115,7 @@
               <w:rPr>
                 <w:b/>
               </w:rPr>
-              <w:t>2006-03 to 2008-02</w:t>
+              <w:t>Mar 2006 to Feb 2008</w:t>
             </w:r>
           </w:p>
         </w:tc>
@@ -1159,9 +1159,9 @@
         <w:tblLook w:firstColumn="1" w:firstRow="1" w:lastColumn="0" w:lastRow="0" w:noHBand="0" w:noVBand="1" w:val="04A0"/>
       </w:tblPr>
       <w:tblGrid>
-        <w:gridCol w:w="4037"/>
+        <w:gridCol w:w="3774"/>
         <w:gridCol w:w="4203"/>
-        <w:gridCol w:w="1839"/>
+        <w:gridCol w:w="2103"/>
       </w:tblGrid>
       <w:tr>
         <w:tc>
@@ -1209,7 +1209,7 @@
               <w:rPr>
                 <w:b/>
               </w:rPr>
-              <w:t>2005-03 to 2006-08</w:t>
+              <w:t>Mar 2005 to Aug 2006</w:t>
             </w:r>
           </w:p>
         </w:tc>
